--- a/pr-preview/pr-310/linear-algebra-inner-products.docx
+++ b/pr-preview/pr-310/linear-algebra-inner-products.docx
@@ -15,7 +15,7 @@
         <w:pStyle w:val="Date"/>
       </w:pPr>
       <w:r>
-        <w:t xml:space="preserve">Last modified: 2026-10-15 08:32:48 (PDT)</w:t>
+        <w:t xml:space="preserve">Last modified: 2026-10-15 13:37:28 (PDT)</w:t>
       </w:r>
     </w:p>
     <w:bookmarkStart w:id="24" w:name="sec-inner-products"/>
@@ -4178,7 +4178,7 @@
                   <m:nor/>
                   <m:sty m:val="p"/>
                 </m:rPr>
-                <m:t>Definition 6 in Vectors</m:t>
+                <m:t>Definition 7 in Vectors</m:t>
               </m:r>
               <m:r>
                 <m:rPr>
@@ -8764,7 +8764,7 @@
           <w:rPr>
             <w:rStyle w:val="Hyperlink"/>
           </w:rPr>
-          <w:t xml:space="preserve">Definition 13 in Vectors</w:t>
+          <w:t xml:space="preserve">Definition 15 in Vectors</w:t>
         </w:r>
       </w:hyperlink>
       <w:r>
@@ -10465,7 +10465,7 @@
           <w:rPr>
             <w:rStyle w:val="Hyperlink"/>
           </w:rPr>
-          <w:t xml:space="preserve">Example 10 in Vectors</w:t>
+          <w:t xml:space="preserve">Example 11 in Vectors</w:t>
         </w:r>
       </w:hyperlink>
       <w:r>
@@ -10874,7 +10874,7 @@
           <w:rPr>
             <w:rStyle w:val="Hyperlink"/>
           </w:rPr>
-          <w:t xml:space="preserve">Example 10 in Vectors</w:t>
+          <w:t xml:space="preserve">Example 11 in Vectors</w:t>
         </w:r>
       </w:hyperlink>
       <w:r>
@@ -11207,7 +11207,7 @@
           <w:rPr>
             <w:rStyle w:val="Hyperlink"/>
           </w:rPr>
-          <w:t xml:space="preserve">Definition 13 in Vectors</w:t>
+          <w:t xml:space="preserve">Definition 15 in Vectors</w:t>
         </w:r>
       </w:hyperlink>
       <w:r>
@@ -22918,7 +22918,7 @@
           <w:rPr>
             <w:rStyle w:val="Hyperlink"/>
           </w:rPr>
-          <w:t xml:space="preserve">Definition 14 in Vectors</w:t>
+          <w:t xml:space="preserve">Definition 16 in Vectors</w:t>
         </w:r>
       </w:hyperlink>
       <w:r>
@@ -26269,7 +26269,7 @@
           <w:rPr>
             <w:rStyle w:val="Hyperlink"/>
           </w:rPr>
-          <w:t xml:space="preserve">Definition 14 in Vectors</w:t>
+          <w:t xml:space="preserve">Definition 16 in Vectors</w:t>
         </w:r>
       </w:hyperlink>
       <w:r>
@@ -33748,7 +33748,7 @@
           <w:rPr>
             <w:rStyle w:val="Hyperlink"/>
           </w:rPr>
-          <w:t xml:space="preserve">Definition 13 in Vectors</w:t>
+          <w:t xml:space="preserve">Definition 15 in Vectors</w:t>
         </w:r>
       </w:hyperlink>
       <w:r>
@@ -40241,7 +40241,7 @@
                   <m:nor/>
                   <m:sty m:val="p"/>
                 </m:rPr>
-                <m:t>Definition 7 in Vectors</m:t>
+                <m:t>Definition 8 in Vectors</m:t>
               </m:r>
               <m:r>
                 <m:rPr>
@@ -40255,7 +40255,7 @@
                   <m:nor/>
                   <m:sty m:val="p"/>
                 </m:rPr>
-                <m:t>Definition 8 in Vectors</m:t>
+                <m:t>Definition 9 in Vectors</m:t>
               </m:r>
               <m:r>
                 <m:rPr>
@@ -40912,7 +40912,7 @@
                   <m:nor/>
                   <m:sty m:val="p"/>
                 </m:rPr>
-                <m:t>Definition 7 in Vectors</m:t>
+                <m:t>Definition 8 in Vectors</m:t>
               </m:r>
               <m:r>
                 <m:rPr>
@@ -41486,7 +41486,7 @@
           <w:rPr>
             <w:rStyle w:val="Hyperlink"/>
           </w:rPr>
-          <w:t xml:space="preserve">Definition 17 in Vectors</w:t>
+          <w:t xml:space="preserve">Definition 19 in Vectors</w:t>
         </w:r>
       </w:hyperlink>
       <w:r>
@@ -43673,7 +43673,7 @@
           <w:rPr>
             <w:rStyle w:val="Hyperlink"/>
           </w:rPr>
-          <w:t xml:space="preserve">Definition 17 in Vectors</w:t>
+          <w:t xml:space="preserve">Definition 19 in Vectors</w:t>
         </w:r>
       </w:hyperlink>
       <w:r>
@@ -44024,7 +44024,7 @@
           <w:rPr>
             <w:rStyle w:val="Hyperlink"/>
           </w:rPr>
-          <w:t xml:space="preserve">Definition 8 in Subspaces and Rank</w:t>
+          <w:t xml:space="preserve">Definition 9 in Subspaces and Rank</w:t>
         </w:r>
       </w:hyperlink>
       <w:r>
@@ -45328,7 +45328,7 @@
                   <m:nor/>
                   <m:sty m:val="p"/>
                 </m:rPr>
-                <m:t>Definition 17 in Vectors</m:t>
+                <m:t>Definition 19 in Vectors</m:t>
               </m:r>
               <m:r>
                 <m:rPr>
@@ -52189,7 +52189,7 @@
                   <m:nor/>
                   <m:sty m:val="p"/>
                 </m:rPr>
-                <m:t>Definition 17 in Vectors</m:t>
+                <m:t>Definition 19 in Vectors</m:t>
               </m:r>
               <m:r>
                 <m:rPr>
@@ -57070,7 +57070,7 @@
           <w:rPr>
             <w:rStyle w:val="Hyperlink"/>
           </w:rPr>
-          <w:t xml:space="preserve">Definition 8 in Subspaces and Rank</w:t>
+          <w:t xml:space="preserve">Definition 9 in Subspaces and Rank</w:t>
         </w:r>
       </w:hyperlink>
       <w:r>
@@ -59530,7 +59530,7 @@
           <w:rPr>
             <w:rStyle w:val="Hyperlink"/>
           </w:rPr>
-          <w:t xml:space="preserve">Definition 8 in Subspaces and Rank</w:t>
+          <w:t xml:space="preserve">Definition 9 in Subspaces and Rank</w:t>
         </w:r>
       </w:hyperlink>
       <w:r>
